--- a/findings/2026-10-28-layout/gdocs-docx/table-dates-left.docx
+++ b/findings/2026-10-28-layout/gdocs-docx/table-dates-left.docx
@@ -124,9 +124,18 @@
             </w:pPr>
             <w:r>
               <w:rPr>
+                <w:i w:val="1"/>
+                <w:iCs w:val="1"/>
+                <w:sz w:val="21"/>
+                <w:szCs w:val="21"/>
                 <w:rtl w:val="0"/>
               </w:rPr>
               <w:t xml:space="preserve">Aug 2022 – May 2026</w:t>
+            </w:r>
+            <w:r>
+              <w:rPr>
+                <w:rtl w:val="0"/>
+              </w:rPr>
             </w:r>
           </w:p>
         </w:tc>
